--- a/Атестационный_Лист.docx
+++ b/Атестационный_Лист.docx
@@ -1,12 +1,13 @@
 
 <file path=word/document.xml><?xml version="1.0" encoding="utf-8"?>
-<w:document xmlns:wpc="http://schemas.microsoft.com/office/word/2010/wordprocessingCanvas" xmlns:cx="http://schemas.microsoft.com/office/drawing/2014/chartex" xmlns:cx1="http://schemas.microsoft.com/office/drawing/2015/9/8/chartex" xmlns:mc="http://schemas.openxmlformats.org/markup-compatibility/2006" xmlns:o="urn:schemas-microsoft-com:office:office" xmlns:r="http://schemas.openxmlformats.org/officeDocument/2006/relationships" xmlns:m="http://schemas.openxmlformats.org/officeDocument/2006/math" xmlns:v="urn:schemas-microsoft-com:vml" xmlns:wp14="http://schemas.microsoft.com/office/word/2010/wordprocessingDrawing" xmlns:wp="http://schemas.openxmlformats.org/drawingml/2006/wordprocessingDrawing" xmlns:w10="urn:schemas-microsoft-com:office:word" xmlns:w="http://schemas.openxmlformats.org/wordprocessingml/2006/main" xmlns:w14="http://schemas.microsoft.com/office/word/2010/wordml" xmlns:w15="http://schemas.microsoft.com/office/word/2012/wordml" xmlns:w16se="http://schemas.microsoft.com/office/word/2015/wordml/symex" xmlns:wpg="http://schemas.microsoft.com/office/word/2010/wordprocessingGroup" xmlns:wpi="http://schemas.microsoft.com/office/word/2010/wordprocessingInk" xmlns:wne="http://schemas.microsoft.com/office/word/2006/wordml" xmlns:wps="http://schemas.microsoft.com/office/word/2010/wordprocessingShape" mc:Ignorable="w14 w15 w16se wp14">
+<w:document xmlns:wpc="http://schemas.microsoft.com/office/word/2010/wordprocessingCanvas" xmlns:cx="http://schemas.microsoft.com/office/drawing/2014/chartex" xmlns:cx1="http://schemas.microsoft.com/office/drawing/2015/9/8/chartex" xmlns:cx2="http://schemas.microsoft.com/office/drawing/2015/10/21/chartex" xmlns:cx3="http://schemas.microsoft.com/office/drawing/2016/5/9/chartex" xmlns:cx4="http://schemas.microsoft.com/office/drawing/2016/5/10/chartex" xmlns:cx5="http://schemas.microsoft.com/office/drawing/2016/5/11/chartex" xmlns:cx6="http://schemas.microsoft.com/office/drawing/2016/5/12/chartex" xmlns:cx7="http://schemas.microsoft.com/office/drawing/2016/5/13/chartex" xmlns:cx8="http://schemas.microsoft.com/office/drawing/2016/5/14/chartex" xmlns:mc="http://schemas.openxmlformats.org/markup-compatibility/2006" xmlns:aink="http://schemas.microsoft.com/office/drawing/2016/ink" xmlns:am3d="http://schemas.microsoft.com/office/drawing/2017/model3d" xmlns:o="urn:schemas-microsoft-com:office:office" xmlns:oel="http://schemas.microsoft.com/office/2019/extlst" xmlns:r="http://schemas.openxmlformats.org/officeDocument/2006/relationships" xmlns:m="http://schemas.openxmlformats.org/officeDocument/2006/math" xmlns:v="urn:schemas-microsoft-com:vml" xmlns:wp14="http://schemas.microsoft.com/office/word/2010/wordprocessingDrawing" xmlns:wp="http://schemas.openxmlformats.org/drawingml/2006/wordprocessingDrawing" xmlns:w10="urn:schemas-microsoft-com:office:word" xmlns:w="http://schemas.openxmlformats.org/wordprocessingml/2006/main" xmlns:w14="http://schemas.microsoft.com/office/word/2010/wordml" xmlns:w15="http://schemas.microsoft.com/office/word/2012/wordml" xmlns:w16cex="http://schemas.microsoft.com/office/word/2018/wordml/cex" xmlns:w16cid="http://schemas.microsoft.com/office/word/2016/wordml/cid" xmlns:w16="http://schemas.microsoft.com/office/word/2018/wordml" xmlns:w16du="http://schemas.microsoft.com/office/word/2023/wordml/word16du" xmlns:w16sdtdh="http://schemas.microsoft.com/office/word/2020/wordml/sdtdatahash" xmlns:w16sdtfl="http://schemas.microsoft.com/office/word/2024/wordml/sdtformatlock" xmlns:w16se="http://schemas.microsoft.com/office/word/2015/wordml/symex" xmlns:wpg="http://schemas.microsoft.com/office/word/2010/wordprocessingGroup" xmlns:wpi="http://schemas.microsoft.com/office/word/2010/wordprocessingInk" xmlns:wne="http://schemas.microsoft.com/office/word/2006/wordml" xmlns:wps="http://schemas.microsoft.com/office/word/2010/wordprocessingShape" mc:Ignorable="w14 w15 w16se w16cid w16 w16cex w16sdtdh w16sdtfl w16du wp14">
   <w:body>
     <w:p>
       <w:pPr>
         <w:jc w:val="center"/>
         <w:rPr>
           <w:rStyle w:val="a3"/>
+          <w:lang w:val="en-US"/>
         </w:rPr>
       </w:pPr>
     </w:p>
@@ -107,21 +108,7 @@
         <w:rPr>
           <w:u w:val="single"/>
         </w:rPr>
-        <w:t xml:space="preserve">Информационные </w:t>
-      </w:r>
-      <w:proofErr w:type="gramStart"/>
-      <w:r>
-        <w:rPr>
-          <w:u w:val="single"/>
-        </w:rPr>
-        <w:t>системы  и</w:t>
-      </w:r>
-      <w:proofErr w:type="gramEnd"/>
-      <w:r>
-        <w:rPr>
-          <w:u w:val="single"/>
-        </w:rPr>
-        <w:t xml:space="preserve"> программирование </w:t>
+        <w:t xml:space="preserve">Информационные системы  и программирование </w:t>
       </w:r>
     </w:p>
     <w:p>
@@ -236,7 +223,13 @@
         <w:rPr>
           <w:u w:val="single"/>
         </w:rPr>
-        <w:t>22</w:t>
+        <w:t>2</w:t>
+      </w:r>
+      <w:r>
+        <w:rPr>
+          <w:u w:val="single"/>
+        </w:rPr>
+        <w:t>0</w:t>
       </w:r>
       <w:r>
         <w:t>_</w:t>
@@ -248,10 +241,13 @@
         <w:t>____</w:t>
       </w:r>
       <w:r>
+        <w:t>мая</w:t>
+      </w:r>
+      <w:r>
         <w:rPr>
           <w:u w:val="single"/>
         </w:rPr>
-        <w:t>июня________</w:t>
+        <w:t>________</w:t>
       </w:r>
       <w:r>
         <w:t xml:space="preserve">  2</w:t>
@@ -260,7 +256,10 @@
         <w:t>02</w:t>
       </w:r>
       <w:r>
-        <w:t xml:space="preserve">3 </w:t>
+        <w:t>6</w:t>
+      </w:r>
+      <w:r>
+        <w:t xml:space="preserve"> </w:t>
       </w:r>
       <w:r>
         <w:t>г. по «</w:t>
@@ -272,7 +271,13 @@
         <w:rPr>
           <w:u w:val="single"/>
         </w:rPr>
-        <w:t>27</w:t>
+        <w:t>2</w:t>
+      </w:r>
+      <w:r>
+        <w:rPr>
+          <w:u w:val="single"/>
+        </w:rPr>
+        <w:t>6</w:t>
       </w:r>
       <w:r>
         <w:t>_</w:t>
@@ -287,13 +292,22 @@
         <w:rPr>
           <w:u w:val="single"/>
         </w:rPr>
-        <w:t>июня</w:t>
+        <w:t>ма</w:t>
+      </w:r>
+      <w:r>
+        <w:rPr>
+          <w:u w:val="single"/>
+        </w:rPr>
+        <w:t>я</w:t>
       </w:r>
       <w:r>
         <w:t>___202</w:t>
       </w:r>
       <w:r>
-        <w:t xml:space="preserve">3 </w:t>
+        <w:t>6</w:t>
+      </w:r>
+      <w:r>
+        <w:t xml:space="preserve"> </w:t>
       </w:r>
       <w:r>
         <w:t>г</w:t>
@@ -319,27 +333,16 @@
         <w:rPr>
           <w:u w:val="single"/>
         </w:rPr>
-        <w:t xml:space="preserve">Красный </w:t>
-      </w:r>
-      <w:proofErr w:type="gramStart"/>
+        <w:t>Красный я</w:t>
+      </w:r>
       <w:r>
         <w:rPr>
           <w:u w:val="single"/>
         </w:rPr>
-        <w:t>я</w:t>
-      </w:r>
-      <w:r>
-        <w:rPr>
-          <w:u w:val="single"/>
-        </w:rPr>
         <w:t>корь»</w:t>
       </w:r>
       <w:r>
-        <w:t>_</w:t>
-      </w:r>
-      <w:proofErr w:type="gramEnd"/>
-      <w:r>
-        <w:t>_______________________________________</w:t>
+        <w:t>________________________________________</w:t>
       </w:r>
       <w:r>
         <w:t>___</w:t>
@@ -440,7 +443,6 @@
           <w:tcPr>
             <w:tcW w:w="1894" w:type="pct"/>
             <w:vMerge w:val="restart"/>
-            <w:shd w:val="clear" w:color="auto" w:fill="auto"/>
           </w:tcPr>
           <w:p>
             <w:pPr>
@@ -475,7 +477,6 @@
           <w:tcPr>
             <w:tcW w:w="567" w:type="pct"/>
             <w:vMerge w:val="restart"/>
-            <w:shd w:val="clear" w:color="auto" w:fill="auto"/>
           </w:tcPr>
           <w:p>
             <w:pPr>
@@ -501,7 +502,6 @@
           <w:tcPr>
             <w:tcW w:w="1018" w:type="pct"/>
             <w:vMerge w:val="restart"/>
-            <w:shd w:val="clear" w:color="auto" w:fill="auto"/>
           </w:tcPr>
           <w:p>
             <w:pPr>
@@ -556,7 +556,6 @@
           <w:tcPr>
             <w:tcW w:w="1521" w:type="pct"/>
             <w:gridSpan w:val="2"/>
-            <w:shd w:val="clear" w:color="auto" w:fill="auto"/>
           </w:tcPr>
           <w:p>
             <w:pPr>
@@ -607,7 +606,6 @@
           <w:tcPr>
             <w:tcW w:w="1894" w:type="pct"/>
             <w:vMerge/>
-            <w:shd w:val="clear" w:color="auto" w:fill="auto"/>
           </w:tcPr>
           <w:p>
             <w:pPr>
@@ -624,7 +622,6 @@
           <w:tcPr>
             <w:tcW w:w="567" w:type="pct"/>
             <w:vMerge/>
-            <w:shd w:val="clear" w:color="auto" w:fill="auto"/>
           </w:tcPr>
           <w:p>
             <w:pPr>
@@ -641,7 +638,6 @@
           <w:tcPr>
             <w:tcW w:w="1018" w:type="pct"/>
             <w:vMerge/>
-            <w:shd w:val="clear" w:color="auto" w:fill="auto"/>
           </w:tcPr>
           <w:p>
             <w:pPr>
@@ -657,7 +653,6 @@
         <w:tc>
           <w:tcPr>
             <w:tcW w:w="734" w:type="pct"/>
-            <w:shd w:val="clear" w:color="auto" w:fill="auto"/>
           </w:tcPr>
           <w:p>
             <w:pPr>
@@ -682,7 +677,6 @@
         <w:tc>
           <w:tcPr>
             <w:tcW w:w="786" w:type="pct"/>
-            <w:shd w:val="clear" w:color="auto" w:fill="auto"/>
           </w:tcPr>
           <w:p>
             <w:pPr>
@@ -711,7 +705,6 @@
         <w:tc>
           <w:tcPr>
             <w:tcW w:w="1894" w:type="pct"/>
-            <w:shd w:val="clear" w:color="auto" w:fill="auto"/>
           </w:tcPr>
           <w:p>
             <w:r>
@@ -731,7 +724,6 @@
         <w:tc>
           <w:tcPr>
             <w:tcW w:w="567" w:type="pct"/>
-            <w:shd w:val="clear" w:color="auto" w:fill="auto"/>
           </w:tcPr>
           <w:p>
             <w:pPr>
@@ -748,7 +740,6 @@
         <w:tc>
           <w:tcPr>
             <w:tcW w:w="1018" w:type="pct"/>
-            <w:shd w:val="clear" w:color="auto" w:fill="auto"/>
           </w:tcPr>
           <w:p>
             <w:pPr>
@@ -762,7 +753,6 @@
         <w:tc>
           <w:tcPr>
             <w:tcW w:w="734" w:type="pct"/>
-            <w:shd w:val="clear" w:color="auto" w:fill="auto"/>
           </w:tcPr>
           <w:p>
             <w:pPr>
@@ -776,7 +766,6 @@
         <w:tc>
           <w:tcPr>
             <w:tcW w:w="786" w:type="pct"/>
-            <w:shd w:val="clear" w:color="auto" w:fill="auto"/>
           </w:tcPr>
           <w:p>
             <w:pPr>
@@ -795,7 +784,6 @@
         <w:tc>
           <w:tcPr>
             <w:tcW w:w="1894" w:type="pct"/>
-            <w:shd w:val="clear" w:color="auto" w:fill="auto"/>
           </w:tcPr>
           <w:p>
             <w:pPr>
@@ -821,7 +809,6 @@
         <w:tc>
           <w:tcPr>
             <w:tcW w:w="567" w:type="pct"/>
-            <w:shd w:val="clear" w:color="auto" w:fill="auto"/>
           </w:tcPr>
           <w:p>
             <w:pPr>
@@ -838,7 +825,6 @@
         <w:tc>
           <w:tcPr>
             <w:tcW w:w="1018" w:type="pct"/>
-            <w:shd w:val="clear" w:color="auto" w:fill="auto"/>
           </w:tcPr>
           <w:p>
             <w:pPr>
@@ -852,7 +838,6 @@
         <w:tc>
           <w:tcPr>
             <w:tcW w:w="734" w:type="pct"/>
-            <w:shd w:val="clear" w:color="auto" w:fill="auto"/>
           </w:tcPr>
           <w:p>
             <w:pPr>
@@ -866,7 +851,6 @@
         <w:tc>
           <w:tcPr>
             <w:tcW w:w="786" w:type="pct"/>
-            <w:shd w:val="clear" w:color="auto" w:fill="auto"/>
           </w:tcPr>
           <w:p>
             <w:pPr>
@@ -882,7 +866,6 @@
         <w:tc>
           <w:tcPr>
             <w:tcW w:w="1894" w:type="pct"/>
-            <w:shd w:val="clear" w:color="auto" w:fill="auto"/>
           </w:tcPr>
           <w:p>
             <w:r>
@@ -911,7 +894,6 @@
         <w:tc>
           <w:tcPr>
             <w:tcW w:w="567" w:type="pct"/>
-            <w:shd w:val="clear" w:color="auto" w:fill="auto"/>
           </w:tcPr>
           <w:p>
             <w:pPr>
@@ -931,7 +913,6 @@
         <w:tc>
           <w:tcPr>
             <w:tcW w:w="1018" w:type="pct"/>
-            <w:shd w:val="clear" w:color="auto" w:fill="auto"/>
           </w:tcPr>
           <w:p>
             <w:pPr>
@@ -945,7 +926,6 @@
         <w:tc>
           <w:tcPr>
             <w:tcW w:w="734" w:type="pct"/>
-            <w:shd w:val="clear" w:color="auto" w:fill="auto"/>
           </w:tcPr>
           <w:p>
             <w:pPr>
@@ -959,7 +939,6 @@
         <w:tc>
           <w:tcPr>
             <w:tcW w:w="786" w:type="pct"/>
-            <w:shd w:val="clear" w:color="auto" w:fill="auto"/>
           </w:tcPr>
           <w:p>
             <w:pPr>
@@ -975,7 +954,6 @@
         <w:tc>
           <w:tcPr>
             <w:tcW w:w="1894" w:type="pct"/>
-            <w:shd w:val="clear" w:color="auto" w:fill="auto"/>
           </w:tcPr>
           <w:p>
             <w:r>
@@ -998,7 +976,6 @@
         <w:tc>
           <w:tcPr>
             <w:tcW w:w="567" w:type="pct"/>
-            <w:shd w:val="clear" w:color="auto" w:fill="auto"/>
           </w:tcPr>
           <w:p>
             <w:pPr>
@@ -1021,7 +998,6 @@
         <w:tc>
           <w:tcPr>
             <w:tcW w:w="1018" w:type="pct"/>
-            <w:shd w:val="clear" w:color="auto" w:fill="auto"/>
           </w:tcPr>
           <w:p>
             <w:pPr>
@@ -1041,7 +1017,6 @@
         <w:tc>
           <w:tcPr>
             <w:tcW w:w="734" w:type="pct"/>
-            <w:shd w:val="clear" w:color="auto" w:fill="auto"/>
           </w:tcPr>
           <w:p>
             <w:pPr>
@@ -1055,7 +1030,6 @@
         <w:tc>
           <w:tcPr>
             <w:tcW w:w="786" w:type="pct"/>
-            <w:shd w:val="clear" w:color="auto" w:fill="auto"/>
           </w:tcPr>
           <w:p>
             <w:pPr>
@@ -1071,7 +1045,6 @@
         <w:tc>
           <w:tcPr>
             <w:tcW w:w="1894" w:type="pct"/>
-            <w:shd w:val="clear" w:color="auto" w:fill="auto"/>
           </w:tcPr>
           <w:p>
             <w:r>
@@ -1091,7 +1064,6 @@
         <w:tc>
           <w:tcPr>
             <w:tcW w:w="567" w:type="pct"/>
-            <w:shd w:val="clear" w:color="auto" w:fill="auto"/>
           </w:tcPr>
           <w:p>
             <w:pPr>
@@ -1114,7 +1086,6 @@
         <w:tc>
           <w:tcPr>
             <w:tcW w:w="1018" w:type="pct"/>
-            <w:shd w:val="clear" w:color="auto" w:fill="auto"/>
           </w:tcPr>
           <w:p>
             <w:pPr>
@@ -1128,7 +1099,6 @@
         <w:tc>
           <w:tcPr>
             <w:tcW w:w="734" w:type="pct"/>
-            <w:shd w:val="clear" w:color="auto" w:fill="auto"/>
           </w:tcPr>
           <w:p>
             <w:pPr>
@@ -1144,7 +1114,6 @@
         <w:tc>
           <w:tcPr>
             <w:tcW w:w="786" w:type="pct"/>
-            <w:shd w:val="clear" w:color="auto" w:fill="auto"/>
           </w:tcPr>
           <w:p>
             <w:pPr>
@@ -1160,7 +1129,6 @@
         <w:tc>
           <w:tcPr>
             <w:tcW w:w="1894" w:type="pct"/>
-            <w:shd w:val="clear" w:color="auto" w:fill="auto"/>
           </w:tcPr>
           <w:p>
             <w:r>
@@ -1171,7 +1139,6 @@
         <w:tc>
           <w:tcPr>
             <w:tcW w:w="567" w:type="pct"/>
-            <w:shd w:val="clear" w:color="auto" w:fill="auto"/>
           </w:tcPr>
           <w:p>
             <w:pPr>
@@ -1188,7 +1155,6 @@
         <w:tc>
           <w:tcPr>
             <w:tcW w:w="1018" w:type="pct"/>
-            <w:shd w:val="clear" w:color="auto" w:fill="auto"/>
           </w:tcPr>
           <w:p>
             <w:pPr>
@@ -1202,7 +1168,6 @@
         <w:tc>
           <w:tcPr>
             <w:tcW w:w="734" w:type="pct"/>
-            <w:shd w:val="clear" w:color="auto" w:fill="auto"/>
           </w:tcPr>
           <w:p>
             <w:pPr>
@@ -1218,7 +1183,6 @@
         <w:tc>
           <w:tcPr>
             <w:tcW w:w="786" w:type="pct"/>
-            <w:shd w:val="clear" w:color="auto" w:fill="auto"/>
           </w:tcPr>
           <w:p>
             <w:pPr>
@@ -1236,7 +1200,6 @@
         <w:tc>
           <w:tcPr>
             <w:tcW w:w="1894" w:type="pct"/>
-            <w:shd w:val="clear" w:color="auto" w:fill="auto"/>
           </w:tcPr>
           <w:p>
             <w:r>
@@ -1259,7 +1222,6 @@
         <w:tc>
           <w:tcPr>
             <w:tcW w:w="567" w:type="pct"/>
-            <w:shd w:val="clear" w:color="auto" w:fill="auto"/>
           </w:tcPr>
           <w:p>
             <w:pPr>
@@ -1273,7 +1235,6 @@
         <w:tc>
           <w:tcPr>
             <w:tcW w:w="1018" w:type="pct"/>
-            <w:shd w:val="clear" w:color="auto" w:fill="auto"/>
           </w:tcPr>
           <w:p>
             <w:pPr>
@@ -1287,7 +1248,6 @@
         <w:tc>
           <w:tcPr>
             <w:tcW w:w="734" w:type="pct"/>
-            <w:shd w:val="clear" w:color="auto" w:fill="auto"/>
           </w:tcPr>
           <w:p>
             <w:pPr>
@@ -1301,7 +1261,6 @@
         <w:tc>
           <w:tcPr>
             <w:tcW w:w="786" w:type="pct"/>
-            <w:shd w:val="clear" w:color="auto" w:fill="auto"/>
           </w:tcPr>
           <w:p>
             <w:pPr>
@@ -1319,7 +1278,6 @@
         <w:tc>
           <w:tcPr>
             <w:tcW w:w="1894" w:type="pct"/>
-            <w:shd w:val="clear" w:color="auto" w:fill="auto"/>
           </w:tcPr>
           <w:p>
             <w:pPr>
@@ -1351,7 +1309,6 @@
         <w:tc>
           <w:tcPr>
             <w:tcW w:w="567" w:type="pct"/>
-            <w:shd w:val="clear" w:color="auto" w:fill="auto"/>
           </w:tcPr>
           <w:p>
             <w:pPr>
@@ -1371,7 +1328,6 @@
         <w:tc>
           <w:tcPr>
             <w:tcW w:w="1018" w:type="pct"/>
-            <w:shd w:val="clear" w:color="auto" w:fill="auto"/>
           </w:tcPr>
           <w:p>
             <w:pPr>
@@ -1380,14 +1336,11 @@
             <w:r>
               <w:t>4</w:t>
             </w:r>
-            <w:bookmarkStart w:id="0" w:name="_GoBack"/>
-            <w:bookmarkEnd w:id="0"/>
           </w:p>
         </w:tc>
         <w:tc>
           <w:tcPr>
             <w:tcW w:w="734" w:type="pct"/>
-            <w:shd w:val="clear" w:color="auto" w:fill="auto"/>
           </w:tcPr>
           <w:p>
             <w:pPr>
@@ -1403,7 +1356,6 @@
         <w:tc>
           <w:tcPr>
             <w:tcW w:w="786" w:type="pct"/>
-            <w:shd w:val="clear" w:color="auto" w:fill="auto"/>
           </w:tcPr>
           <w:p>
             <w:pPr>
@@ -1852,7 +1804,7 @@
     </w:p>
     <w:p>
       <w:r>
-        <w:t>__________________________________________________________________________________________________________________________________________________________________________________________________________________________________________________________________________________________________________________________________________________________________________________________________________________________</w:t>
+        <w:t>________________________________________________________________________________________________________________________________________________________________________________________________________________________________________________________________________________________________________________________________________</w:t>
       </w:r>
     </w:p>
     <w:p/>
@@ -1864,7 +1816,13 @@
         <w:rPr>
           <w:u w:val="single"/>
         </w:rPr>
-        <w:t>27</w:t>
+        <w:t>2</w:t>
+      </w:r>
+      <w:r>
+        <w:rPr>
+          <w:u w:val="single"/>
+        </w:rPr>
+        <w:t>6</w:t>
       </w:r>
       <w:r>
         <w:t>_»__</w:t>
@@ -1873,13 +1831,19 @@
         <w:rPr>
           <w:u w:val="single"/>
         </w:rPr>
-        <w:t>июня</w:t>
+        <w:t>ма</w:t>
+      </w:r>
+      <w:r>
+        <w:rPr>
+          <w:u w:val="single"/>
+        </w:rPr>
+        <w:t>я</w:t>
       </w:r>
       <w:r>
         <w:t>_____________202</w:t>
       </w:r>
       <w:r>
-        <w:t>3</w:t>
+        <w:t>6</w:t>
       </w:r>
       <w:r>
         <w:t xml:space="preserve"> г.     </w:t>
@@ -2058,7 +2022,6 @@
         <w:spacing w:line="360" w:lineRule="auto"/>
       </w:pPr>
       <w:r>
-        <w:lastRenderedPageBreak/>
         <w:t>Руководитель практики от колледжа _____________________ Махнев А.А.</w:t>
       </w:r>
     </w:p>
@@ -2073,7 +2036,7 @@
 </file>
 
 <file path=word/styles.xml><?xml version="1.0" encoding="utf-8"?>
-<w:styles xmlns:mc="http://schemas.openxmlformats.org/markup-compatibility/2006" xmlns:r="http://schemas.openxmlformats.org/officeDocument/2006/relationships" xmlns:w="http://schemas.openxmlformats.org/wordprocessingml/2006/main" xmlns:w14="http://schemas.microsoft.com/office/word/2010/wordml" xmlns:w15="http://schemas.microsoft.com/office/word/2012/wordml" xmlns:w16se="http://schemas.microsoft.com/office/word/2015/wordml/symex" mc:Ignorable="w14 w15 w16se">
+<w:styles xmlns:mc="http://schemas.openxmlformats.org/markup-compatibility/2006" xmlns:r="http://schemas.openxmlformats.org/officeDocument/2006/relationships" xmlns:w="http://schemas.openxmlformats.org/wordprocessingml/2006/main" xmlns:w14="http://schemas.microsoft.com/office/word/2010/wordml" xmlns:w15="http://schemas.microsoft.com/office/word/2012/wordml" xmlns:w16cex="http://schemas.microsoft.com/office/word/2018/wordml/cex" xmlns:w16cid="http://schemas.microsoft.com/office/word/2016/wordml/cid" xmlns:w16="http://schemas.microsoft.com/office/word/2018/wordml" xmlns:w16du="http://schemas.microsoft.com/office/word/2023/wordml/word16du" xmlns:w16sdtdh="http://schemas.microsoft.com/office/word/2020/wordml/sdtdatahash" xmlns:w16sdtfl="http://schemas.microsoft.com/office/word/2024/wordml/sdtformatlock" xmlns:w16se="http://schemas.microsoft.com/office/word/2015/wordml/symex" mc:Ignorable="w14 w15 w16se w16cid w16 w16cex w16sdtdh w16sdtfl w16du">
   <w:docDefaults>
     <w:rPrDefault>
       <w:rPr>
@@ -2089,7 +2052,7 @@
       </w:pPr>
     </w:pPrDefault>
   </w:docDefaults>
-  <w:latentStyles w:defLockedState="0" w:defUIPriority="99" w:defSemiHidden="0" w:defUnhideWhenUsed="0" w:defQFormat="0" w:count="371">
+  <w:latentStyles w:defLockedState="0" w:defUIPriority="99" w:defSemiHidden="0" w:defUnhideWhenUsed="0" w:defQFormat="0" w:count="376">
     <w:lsdException w:name="Normal" w:uiPriority="0" w:qFormat="1"/>
     <w:lsdException w:name="heading 1" w:uiPriority="9" w:qFormat="1"/>
     <w:lsdException w:name="heading 2" w:semiHidden="1" w:uiPriority="9" w:unhideWhenUsed="1" w:qFormat="1"/>
@@ -2461,6 +2424,11 @@
     <w:lsdException w:name="List Table 5 Dark Accent 6" w:uiPriority="50"/>
     <w:lsdException w:name="List Table 6 Colorful Accent 6" w:uiPriority="51"/>
     <w:lsdException w:name="List Table 7 Colorful Accent 6" w:uiPriority="52"/>
+    <w:lsdException w:name="Mention" w:semiHidden="1" w:unhideWhenUsed="1"/>
+    <w:lsdException w:name="Smart Hyperlink" w:semiHidden="1" w:unhideWhenUsed="1"/>
+    <w:lsdException w:name="Hashtag" w:semiHidden="1" w:unhideWhenUsed="1"/>
+    <w:lsdException w:name="Unresolved Mention" w:semiHidden="1" w:unhideWhenUsed="1"/>
+    <w:lsdException w:name="Smart Link" w:semiHidden="1" w:unhideWhenUsed="1"/>
   </w:latentStyles>
   <w:style w:type="paragraph" w:default="1" w:styleId="a">
     <w:name w:val="Normal"/>
